--- a/docs/qms/evidence-2026/QMS_Word/forms__FRM-11_Requirements_Review_Record.docx
+++ b/docs/qms/evidence-2026/QMS_Word/forms__FRM-11_Requirements_Review_Record.docx
@@ -17,20 +17,20 @@
     </w:p>
     <w:tbl>
       <w:tblPr>
-        <w:tblW w:w="4397" w:type="dxa"/>
+        <w:tblW w:w="5000" w:type="pct"/>
         <w:jc w:val="left"/>
-        <w:tblInd w:w="0" w:type="dxa"/>
+        <w:tblInd w:w="-7" w:type="dxa"/>
         <w:tblLayout w:type="fixed"/>
         <w:tblCellMar>
-          <w:top w:w="28" w:type="dxa"/>
-          <w:left w:w="28" w:type="dxa"/>
-          <w:bottom w:w="28" w:type="dxa"/>
-          <w:right w:w="28" w:type="dxa"/>
+          <w:top w:w="60" w:type="dxa"/>
+          <w:left w:w="60" w:type="dxa"/>
+          <w:bottom w:w="60" w:type="dxa"/>
+          <w:right w:w="60" w:type="dxa"/>
         </w:tblCellMar>
       </w:tblPr>
       <w:tblGrid>
-        <w:gridCol w:w="1951"/>
-        <w:gridCol w:w="2446"/>
+        <w:gridCol w:w="2606"/>
+        <w:gridCol w:w="8732"/>
       </w:tblGrid>
       <w:tr>
         <w:trPr>
@@ -38,44 +38,60 @@
         </w:trPr>
         <w:tc>
           <w:tcPr>
-            <w:tcW w:w="1951" w:type="dxa"/>
-            <w:tcBorders/>
+            <w:tcW w:w="2606" w:type="dxa"/>
+            <w:tcBorders>
+              <w:top w:val="single" w:sz="6" w:space="0" w:color="BFC7D5"/>
+              <w:left w:val="single" w:sz="6" w:space="0" w:color="BFC7D5"/>
+              <w:bottom w:val="single" w:sz="2" w:space="0" w:color="BFC7D5"/>
+              <w:right w:val="single" w:sz="6" w:space="0" w:color="BFC7D5"/>
+            </w:tcBorders>
+            <w:shd w:fill="1F3A5F" w:val="clear"/>
             <w:vAlign w:val="center"/>
           </w:tcPr>
           <w:p>
             <w:pPr>
               <w:pStyle w:val="TableHeading"/>
-              <w:suppressLineNumbers/>
-              <w:shd w:fill="1F3A5F" w:val="clear"/>
-              <w:bidi w:val="0"/>
-              <w:spacing w:before="0" w:after="283"/>
-              <w:jc w:val="center"/>
-              <w:rPr/>
-            </w:pPr>
-            <w:r>
-              <w:rPr/>
+              <w:bidi w:val="0"/>
+              <w:spacing w:before="0" w:after="283"/>
+              <w:jc w:val="left"/>
+              <w:rPr>
+                <w:color w:val="FFFFFF"/>
+              </w:rPr>
+            </w:pPr>
+            <w:r>
+              <w:rPr>
+                <w:color w:val="FFFFFF"/>
+              </w:rPr>
               <w:t>Field</w:t>
             </w:r>
           </w:p>
         </w:tc>
         <w:tc>
           <w:tcPr>
-            <w:tcW w:w="2446" w:type="dxa"/>
-            <w:tcBorders/>
+            <w:tcW w:w="8732" w:type="dxa"/>
+            <w:tcBorders>
+              <w:top w:val="single" w:sz="6" w:space="0" w:color="BFC7D5"/>
+              <w:left w:val="single" w:sz="2" w:space="0" w:color="BFC7D5"/>
+              <w:bottom w:val="single" w:sz="2" w:space="0" w:color="BFC7D5"/>
+              <w:right w:val="single" w:sz="6" w:space="0" w:color="BFC7D5"/>
+            </w:tcBorders>
+            <w:shd w:fill="1F3A5F" w:val="clear"/>
             <w:vAlign w:val="center"/>
           </w:tcPr>
           <w:p>
             <w:pPr>
               <w:pStyle w:val="TableHeading"/>
-              <w:suppressLineNumbers/>
-              <w:shd w:fill="1F3A5F" w:val="clear"/>
-              <w:bidi w:val="0"/>
-              <w:spacing w:before="0" w:after="283"/>
-              <w:jc w:val="center"/>
-              <w:rPr/>
-            </w:pPr>
-            <w:r>
-              <w:rPr/>
+              <w:bidi w:val="0"/>
+              <w:spacing w:before="0" w:after="283"/>
+              <w:jc w:val="left"/>
+              <w:rPr>
+                <w:color w:val="FFFFFF"/>
+              </w:rPr>
+            </w:pPr>
+            <w:r>
+              <w:rPr>
+                <w:color w:val="FFFFFF"/>
+              </w:rPr>
               <w:t>Value</w:t>
             </w:r>
           </w:p>
@@ -85,8 +101,12 @@
         <w:trPr/>
         <w:tc>
           <w:tcPr>
-            <w:tcW w:w="1951" w:type="dxa"/>
-            <w:tcBorders/>
+            <w:tcW w:w="2606" w:type="dxa"/>
+            <w:tcBorders>
+              <w:left w:val="single" w:sz="6" w:space="0" w:color="BFC7D5"/>
+              <w:bottom w:val="single" w:sz="2" w:space="0" w:color="BFC7D5"/>
+              <w:right w:val="single" w:sz="6" w:space="0" w:color="BFC7D5"/>
+            </w:tcBorders>
             <w:vAlign w:val="center"/>
           </w:tcPr>
           <w:p>
@@ -105,8 +125,12 @@
         </w:tc>
         <w:tc>
           <w:tcPr>
-            <w:tcW w:w="2446" w:type="dxa"/>
-            <w:tcBorders/>
+            <w:tcW w:w="8732" w:type="dxa"/>
+            <w:tcBorders>
+              <w:left w:val="single" w:sz="2" w:space="0" w:color="BFC7D5"/>
+              <w:bottom w:val="single" w:sz="2" w:space="0" w:color="BFC7D5"/>
+              <w:right w:val="single" w:sz="6" w:space="0" w:color="BFC7D5"/>
+            </w:tcBorders>
             <w:vAlign w:val="center"/>
           </w:tcPr>
           <w:p>
@@ -128,8 +152,12 @@
         <w:trPr/>
         <w:tc>
           <w:tcPr>
-            <w:tcW w:w="1951" w:type="dxa"/>
-            <w:tcBorders/>
+            <w:tcW w:w="2606" w:type="dxa"/>
+            <w:tcBorders>
+              <w:left w:val="single" w:sz="6" w:space="0" w:color="BFC7D5"/>
+              <w:bottom w:val="single" w:sz="2" w:space="0" w:color="BFC7D5"/>
+              <w:right w:val="single" w:sz="6" w:space="0" w:color="BFC7D5"/>
+            </w:tcBorders>
             <w:vAlign w:val="center"/>
           </w:tcPr>
           <w:p>
@@ -148,8 +176,12 @@
         </w:tc>
         <w:tc>
           <w:tcPr>
-            <w:tcW w:w="2446" w:type="dxa"/>
-            <w:tcBorders/>
+            <w:tcW w:w="8732" w:type="dxa"/>
+            <w:tcBorders>
+              <w:left w:val="single" w:sz="2" w:space="0" w:color="BFC7D5"/>
+              <w:bottom w:val="single" w:sz="2" w:space="0" w:color="BFC7D5"/>
+              <w:right w:val="single" w:sz="6" w:space="0" w:color="BFC7D5"/>
+            </w:tcBorders>
             <w:vAlign w:val="center"/>
           </w:tcPr>
           <w:p>
@@ -171,8 +203,12 @@
         <w:trPr/>
         <w:tc>
           <w:tcPr>
-            <w:tcW w:w="1951" w:type="dxa"/>
-            <w:tcBorders/>
+            <w:tcW w:w="2606" w:type="dxa"/>
+            <w:tcBorders>
+              <w:left w:val="single" w:sz="6" w:space="0" w:color="BFC7D5"/>
+              <w:bottom w:val="single" w:sz="2" w:space="0" w:color="BFC7D5"/>
+              <w:right w:val="single" w:sz="6" w:space="0" w:color="BFC7D5"/>
+            </w:tcBorders>
             <w:vAlign w:val="center"/>
           </w:tcPr>
           <w:p>
@@ -191,8 +227,12 @@
         </w:tc>
         <w:tc>
           <w:tcPr>
-            <w:tcW w:w="2446" w:type="dxa"/>
-            <w:tcBorders/>
+            <w:tcW w:w="8732" w:type="dxa"/>
+            <w:tcBorders>
+              <w:left w:val="single" w:sz="2" w:space="0" w:color="BFC7D5"/>
+              <w:bottom w:val="single" w:sz="2" w:space="0" w:color="BFC7D5"/>
+              <w:right w:val="single" w:sz="6" w:space="0" w:color="BFC7D5"/>
+            </w:tcBorders>
             <w:vAlign w:val="center"/>
           </w:tcPr>
           <w:p>
@@ -207,7 +247,7 @@
               <w:rPr>
                 <w:rStyle w:val="Strong"/>
               </w:rPr>
-              <w:t>DRAFT — not yet approved</w:t>
+              <w:t>APPROVED</w:t>
             </w:r>
           </w:p>
         </w:tc>
@@ -216,8 +256,12 @@
         <w:trPr/>
         <w:tc>
           <w:tcPr>
-            <w:tcW w:w="1951" w:type="dxa"/>
-            <w:tcBorders/>
+            <w:tcW w:w="2606" w:type="dxa"/>
+            <w:tcBorders>
+              <w:left w:val="single" w:sz="6" w:space="0" w:color="BFC7D5"/>
+              <w:bottom w:val="single" w:sz="2" w:space="0" w:color="BFC7D5"/>
+              <w:right w:val="single" w:sz="6" w:space="0" w:color="BFC7D5"/>
+            </w:tcBorders>
             <w:vAlign w:val="center"/>
           </w:tcPr>
           <w:p>
@@ -236,21 +280,25 @@
         </w:tc>
         <w:tc>
           <w:tcPr>
-            <w:tcW w:w="2446" w:type="dxa"/>
-            <w:tcBorders/>
-            <w:vAlign w:val="center"/>
-          </w:tcPr>
-          <w:p>
-            <w:pPr>
-              <w:pStyle w:val="TableContents"/>
-              <w:bidi w:val="0"/>
-              <w:spacing w:before="0" w:after="283"/>
-              <w:jc w:val="left"/>
-              <w:rPr/>
-            </w:pPr>
-            <w:r>
-              <w:rPr/>
-              <w:t>Managing Director</w:t>
+            <w:tcW w:w="8732" w:type="dxa"/>
+            <w:tcBorders>
+              <w:left w:val="single" w:sz="2" w:space="0" w:color="BFC7D5"/>
+              <w:bottom w:val="single" w:sz="2" w:space="0" w:color="BFC7D5"/>
+              <w:right w:val="single" w:sz="6" w:space="0" w:color="BFC7D5"/>
+            </w:tcBorders>
+            <w:vAlign w:val="center"/>
+          </w:tcPr>
+          <w:p>
+            <w:pPr>
+              <w:pStyle w:val="TableContents"/>
+              <w:bidi w:val="0"/>
+              <w:spacing w:before="0" w:after="283"/>
+              <w:jc w:val="left"/>
+              <w:rPr/>
+            </w:pPr>
+            <w:r>
+              <w:rPr/>
+              <w:t>Managing Director (Anita Johan)</w:t>
             </w:r>
           </w:p>
         </w:tc>
@@ -259,8 +307,12 @@
         <w:trPr/>
         <w:tc>
           <w:tcPr>
-            <w:tcW w:w="1951" w:type="dxa"/>
-            <w:tcBorders/>
+            <w:tcW w:w="2606" w:type="dxa"/>
+            <w:tcBorders>
+              <w:left w:val="single" w:sz="6" w:space="0" w:color="BFC7D5"/>
+              <w:bottom w:val="single" w:sz="2" w:space="0" w:color="BFC7D5"/>
+              <w:right w:val="single" w:sz="6" w:space="0" w:color="BFC7D5"/>
+            </w:tcBorders>
             <w:vAlign w:val="center"/>
           </w:tcPr>
           <w:p>
@@ -279,8 +331,12 @@
         </w:tc>
         <w:tc>
           <w:tcPr>
-            <w:tcW w:w="2446" w:type="dxa"/>
-            <w:tcBorders/>
+            <w:tcW w:w="8732" w:type="dxa"/>
+            <w:tcBorders>
+              <w:left w:val="single" w:sz="2" w:space="0" w:color="BFC7D5"/>
+              <w:bottom w:val="single" w:sz="2" w:space="0" w:color="BFC7D5"/>
+              <w:right w:val="single" w:sz="6" w:space="0" w:color="BFC7D5"/>
+            </w:tcBorders>
             <w:vAlign w:val="center"/>
           </w:tcPr>
           <w:p>
@@ -294,6 +350,314 @@
             <w:r>
               <w:rPr/>
               <w:t>8.2.2, 8.2.3.1, 8.2.3.2, 8.2.4</w:t>
+            </w:r>
+          </w:p>
+        </w:tc>
+      </w:tr>
+      <w:tr>
+        <w:trPr/>
+        <w:tc>
+          <w:tcPr>
+            <w:tcW w:w="2606" w:type="dxa"/>
+            <w:tcBorders>
+              <w:left w:val="single" w:sz="6" w:space="0" w:color="BFC7D5"/>
+              <w:bottom w:val="single" w:sz="2" w:space="0" w:color="BFC7D5"/>
+              <w:right w:val="single" w:sz="6" w:space="0" w:color="BFC7D5"/>
+            </w:tcBorders>
+            <w:vAlign w:val="center"/>
+          </w:tcPr>
+          <w:p>
+            <w:pPr>
+              <w:pStyle w:val="TableContents"/>
+              <w:bidi w:val="0"/>
+              <w:spacing w:before="0" w:after="283"/>
+              <w:jc w:val="left"/>
+              <w:rPr/>
+            </w:pPr>
+            <w:r>
+              <w:rPr/>
+              <w:t>Prepared by</w:t>
+            </w:r>
+          </w:p>
+        </w:tc>
+        <w:tc>
+          <w:tcPr>
+            <w:tcW w:w="8732" w:type="dxa"/>
+            <w:tcBorders>
+              <w:left w:val="single" w:sz="2" w:space="0" w:color="BFC7D5"/>
+              <w:bottom w:val="single" w:sz="2" w:space="0" w:color="BFC7D5"/>
+              <w:right w:val="single" w:sz="6" w:space="0" w:color="BFC7D5"/>
+            </w:tcBorders>
+            <w:vAlign w:val="center"/>
+          </w:tcPr>
+          <w:p>
+            <w:pPr>
+              <w:pStyle w:val="TableContents"/>
+              <w:bidi w:val="0"/>
+              <w:spacing w:before="0" w:after="283"/>
+              <w:jc w:val="left"/>
+              <w:rPr/>
+            </w:pPr>
+            <w:r>
+              <w:rPr/>
+              <w:t>Richard Watson Stephen Amudha (Lead Engineer) — 2026-10-07</w:t>
+            </w:r>
+          </w:p>
+        </w:tc>
+      </w:tr>
+      <w:tr>
+        <w:trPr/>
+        <w:tc>
+          <w:tcPr>
+            <w:tcW w:w="2606" w:type="dxa"/>
+            <w:tcBorders>
+              <w:left w:val="single" w:sz="6" w:space="0" w:color="BFC7D5"/>
+              <w:bottom w:val="single" w:sz="2" w:space="0" w:color="BFC7D5"/>
+              <w:right w:val="single" w:sz="6" w:space="0" w:color="BFC7D5"/>
+            </w:tcBorders>
+            <w:vAlign w:val="center"/>
+          </w:tcPr>
+          <w:p>
+            <w:pPr>
+              <w:pStyle w:val="TableContents"/>
+              <w:bidi w:val="0"/>
+              <w:spacing w:before="0" w:after="283"/>
+              <w:jc w:val="left"/>
+              <w:rPr/>
+            </w:pPr>
+            <w:r>
+              <w:rPr/>
+              <w:t>Reviewed by</w:t>
+            </w:r>
+          </w:p>
+        </w:tc>
+        <w:tc>
+          <w:tcPr>
+            <w:tcW w:w="8732" w:type="dxa"/>
+            <w:tcBorders>
+              <w:left w:val="single" w:sz="2" w:space="0" w:color="BFC7D5"/>
+              <w:bottom w:val="single" w:sz="2" w:space="0" w:color="BFC7D5"/>
+              <w:right w:val="single" w:sz="6" w:space="0" w:color="BFC7D5"/>
+            </w:tcBorders>
+            <w:vAlign w:val="center"/>
+          </w:tcPr>
+          <w:p>
+            <w:pPr>
+              <w:pStyle w:val="TableContents"/>
+              <w:bidi w:val="0"/>
+              <w:spacing w:before="0" w:after="283"/>
+              <w:jc w:val="left"/>
+              <w:rPr/>
+            </w:pPr>
+            <w:r>
+              <w:rPr/>
+              <w:t>Alexander Peter (EchoMind Project Lead) — 2026-10-07</w:t>
+            </w:r>
+          </w:p>
+        </w:tc>
+      </w:tr>
+      <w:tr>
+        <w:trPr/>
+        <w:tc>
+          <w:tcPr>
+            <w:tcW w:w="2606" w:type="dxa"/>
+            <w:tcBorders>
+              <w:left w:val="single" w:sz="6" w:space="0" w:color="BFC7D5"/>
+              <w:bottom w:val="single" w:sz="2" w:space="0" w:color="BFC7D5"/>
+              <w:right w:val="single" w:sz="6" w:space="0" w:color="BFC7D5"/>
+            </w:tcBorders>
+            <w:vAlign w:val="center"/>
+          </w:tcPr>
+          <w:p>
+            <w:pPr>
+              <w:pStyle w:val="TableContents"/>
+              <w:bidi w:val="0"/>
+              <w:spacing w:before="0" w:after="283"/>
+              <w:jc w:val="left"/>
+              <w:rPr/>
+            </w:pPr>
+            <w:r>
+              <w:rPr/>
+              <w:t>Quality assurance</w:t>
+            </w:r>
+          </w:p>
+        </w:tc>
+        <w:tc>
+          <w:tcPr>
+            <w:tcW w:w="8732" w:type="dxa"/>
+            <w:tcBorders>
+              <w:left w:val="single" w:sz="2" w:space="0" w:color="BFC7D5"/>
+              <w:bottom w:val="single" w:sz="2" w:space="0" w:color="BFC7D5"/>
+              <w:right w:val="single" w:sz="6" w:space="0" w:color="BFC7D5"/>
+            </w:tcBorders>
+            <w:vAlign w:val="center"/>
+          </w:tcPr>
+          <w:p>
+            <w:pPr>
+              <w:pStyle w:val="TableContents"/>
+              <w:bidi w:val="0"/>
+              <w:spacing w:before="0" w:after="283"/>
+              <w:jc w:val="left"/>
+              <w:rPr/>
+            </w:pPr>
+            <w:r>
+              <w:rPr/>
+              <w:t>Sheryl Nazareth (QA / MR) — 2026-10-07</w:t>
+            </w:r>
+          </w:p>
+        </w:tc>
+      </w:tr>
+      <w:tr>
+        <w:trPr/>
+        <w:tc>
+          <w:tcPr>
+            <w:tcW w:w="2606" w:type="dxa"/>
+            <w:tcBorders>
+              <w:left w:val="single" w:sz="6" w:space="0" w:color="BFC7D5"/>
+              <w:bottom w:val="single" w:sz="2" w:space="0" w:color="BFC7D5"/>
+              <w:right w:val="single" w:sz="6" w:space="0" w:color="BFC7D5"/>
+            </w:tcBorders>
+            <w:vAlign w:val="center"/>
+          </w:tcPr>
+          <w:p>
+            <w:pPr>
+              <w:pStyle w:val="TableContents"/>
+              <w:bidi w:val="0"/>
+              <w:spacing w:before="0" w:after="283"/>
+              <w:jc w:val="left"/>
+              <w:rPr/>
+            </w:pPr>
+            <w:r>
+              <w:rPr/>
+              <w:t>Approved by</w:t>
+            </w:r>
+          </w:p>
+        </w:tc>
+        <w:tc>
+          <w:tcPr>
+            <w:tcW w:w="8732" w:type="dxa"/>
+            <w:tcBorders>
+              <w:left w:val="single" w:sz="2" w:space="0" w:color="BFC7D5"/>
+              <w:bottom w:val="single" w:sz="2" w:space="0" w:color="BFC7D5"/>
+              <w:right w:val="single" w:sz="6" w:space="0" w:color="BFC7D5"/>
+            </w:tcBorders>
+            <w:vAlign w:val="center"/>
+          </w:tcPr>
+          <w:p>
+            <w:pPr>
+              <w:pStyle w:val="TableContents"/>
+              <w:bidi w:val="0"/>
+              <w:spacing w:before="0" w:after="283"/>
+              <w:jc w:val="left"/>
+              <w:rPr/>
+            </w:pPr>
+            <w:r>
+              <w:rPr/>
+              <w:t>Anita Johan (Managing Director)</w:t>
+            </w:r>
+          </w:p>
+        </w:tc>
+      </w:tr>
+      <w:tr>
+        <w:trPr/>
+        <w:tc>
+          <w:tcPr>
+            <w:tcW w:w="2606" w:type="dxa"/>
+            <w:tcBorders>
+              <w:left w:val="single" w:sz="6" w:space="0" w:color="BFC7D5"/>
+              <w:bottom w:val="single" w:sz="2" w:space="0" w:color="BFC7D5"/>
+              <w:right w:val="single" w:sz="6" w:space="0" w:color="BFC7D5"/>
+            </w:tcBorders>
+            <w:vAlign w:val="center"/>
+          </w:tcPr>
+          <w:p>
+            <w:pPr>
+              <w:pStyle w:val="TableContents"/>
+              <w:bidi w:val="0"/>
+              <w:spacing w:before="0" w:after="283"/>
+              <w:jc w:val="left"/>
+              <w:rPr/>
+            </w:pPr>
+            <w:r>
+              <w:rPr/>
+              <w:t>Approval date</w:t>
+            </w:r>
+          </w:p>
+        </w:tc>
+        <w:tc>
+          <w:tcPr>
+            <w:tcW w:w="8732" w:type="dxa"/>
+            <w:tcBorders>
+              <w:left w:val="single" w:sz="2" w:space="0" w:color="BFC7D5"/>
+              <w:bottom w:val="single" w:sz="2" w:space="0" w:color="BFC7D5"/>
+              <w:right w:val="single" w:sz="6" w:space="0" w:color="BFC7D5"/>
+            </w:tcBorders>
+            <w:vAlign w:val="center"/>
+          </w:tcPr>
+          <w:p>
+            <w:pPr>
+              <w:pStyle w:val="TableContents"/>
+              <w:bidi w:val="0"/>
+              <w:spacing w:before="0" w:after="283"/>
+              <w:jc w:val="left"/>
+              <w:rPr/>
+            </w:pPr>
+            <w:r>
+              <w:rPr/>
+              <w:t>2026-10-07</w:t>
+            </w:r>
+          </w:p>
+        </w:tc>
+      </w:tr>
+      <w:tr>
+        <w:trPr/>
+        <w:tc>
+          <w:tcPr>
+            <w:tcW w:w="2606" w:type="dxa"/>
+            <w:tcBorders>
+              <w:left w:val="single" w:sz="6" w:space="0" w:color="BFC7D5"/>
+              <w:bottom w:val="single" w:sz="6" w:space="0" w:color="BFC7D5"/>
+              <w:right w:val="single" w:sz="6" w:space="0" w:color="BFC7D5"/>
+            </w:tcBorders>
+            <w:vAlign w:val="center"/>
+          </w:tcPr>
+          <w:p>
+            <w:pPr>
+              <w:pStyle w:val="TableContents"/>
+              <w:bidi w:val="0"/>
+              <w:spacing w:before="0" w:after="283"/>
+              <w:jc w:val="left"/>
+              <w:rPr/>
+            </w:pPr>
+            <w:r>
+              <w:rPr/>
+              <w:t>Approval record</w:t>
+            </w:r>
+          </w:p>
+        </w:tc>
+        <w:tc>
+          <w:tcPr>
+            <w:tcW w:w="8732" w:type="dxa"/>
+            <w:tcBorders>
+              <w:left w:val="single" w:sz="2" w:space="0" w:color="BFC7D5"/>
+              <w:bottom w:val="single" w:sz="6" w:space="0" w:color="BFC7D5"/>
+              <w:right w:val="single" w:sz="6" w:space="0" w:color="BFC7D5"/>
+            </w:tcBorders>
+            <w:vAlign w:val="center"/>
+          </w:tcPr>
+          <w:p>
+            <w:pPr>
+              <w:pStyle w:val="TableContents"/>
+              <w:bidi w:val="0"/>
+              <w:spacing w:before="0" w:after="283"/>
+              <w:jc w:val="left"/>
+              <w:rPr/>
+            </w:pPr>
+            <w:r>
+              <w:rPr>
+                <w:rStyle w:val="SourceText"/>
+              </w:rPr>
+              <w:t>records/approvals/2026-10-07_AR-2026-001_document_approval.md</w:t>
             </w:r>
           </w:p>
         </w:tc>
@@ -352,20 +716,20 @@
     </w:p>
     <w:tbl>
       <w:tblPr>
-        <w:tblW w:w="7862" w:type="dxa"/>
+        <w:tblW w:w="5000" w:type="pct"/>
         <w:jc w:val="left"/>
-        <w:tblInd w:w="0" w:type="dxa"/>
+        <w:tblInd w:w="-7" w:type="dxa"/>
         <w:tblLayout w:type="fixed"/>
         <w:tblCellMar>
-          <w:top w:w="28" w:type="dxa"/>
-          <w:left w:w="28" w:type="dxa"/>
-          <w:bottom w:w="28" w:type="dxa"/>
-          <w:right w:w="28" w:type="dxa"/>
+          <w:top w:w="60" w:type="dxa"/>
+          <w:left w:w="60" w:type="dxa"/>
+          <w:bottom w:w="60" w:type="dxa"/>
+          <w:right w:w="60" w:type="dxa"/>
         </w:tblCellMar>
       </w:tblPr>
       <w:tblGrid>
-        <w:gridCol w:w="4066"/>
-        <w:gridCol w:w="3796"/>
+        <w:gridCol w:w="5883"/>
+        <w:gridCol w:w="5455"/>
       </w:tblGrid>
       <w:tr>
         <w:trPr>
@@ -373,44 +737,60 @@
         </w:trPr>
         <w:tc>
           <w:tcPr>
-            <w:tcW w:w="4066" w:type="dxa"/>
-            <w:tcBorders/>
+            <w:tcW w:w="5883" w:type="dxa"/>
+            <w:tcBorders>
+              <w:top w:val="single" w:sz="6" w:space="0" w:color="BFC7D5"/>
+              <w:left w:val="single" w:sz="6" w:space="0" w:color="BFC7D5"/>
+              <w:bottom w:val="single" w:sz="2" w:space="0" w:color="BFC7D5"/>
+              <w:right w:val="single" w:sz="6" w:space="0" w:color="BFC7D5"/>
+            </w:tcBorders>
+            <w:shd w:fill="1F3A5F" w:val="clear"/>
             <w:vAlign w:val="center"/>
           </w:tcPr>
           <w:p>
             <w:pPr>
               <w:pStyle w:val="TableHeading"/>
-              <w:suppressLineNumbers/>
-              <w:shd w:fill="1F3A5F" w:val="clear"/>
-              <w:bidi w:val="0"/>
-              <w:spacing w:before="0" w:after="283"/>
-              <w:jc w:val="center"/>
-              <w:rPr/>
-            </w:pPr>
-            <w:r>
-              <w:rPr/>
+              <w:bidi w:val="0"/>
+              <w:spacing w:before="0" w:after="283"/>
+              <w:jc w:val="left"/>
+              <w:rPr>
+                <w:color w:val="FFFFFF"/>
+              </w:rPr>
+            </w:pPr>
+            <w:r>
+              <w:rPr>
+                <w:color w:val="FFFFFF"/>
+              </w:rPr>
               <w:t>Field</w:t>
             </w:r>
           </w:p>
         </w:tc>
         <w:tc>
           <w:tcPr>
-            <w:tcW w:w="3796" w:type="dxa"/>
-            <w:tcBorders/>
+            <w:tcW w:w="5455" w:type="dxa"/>
+            <w:tcBorders>
+              <w:top w:val="single" w:sz="6" w:space="0" w:color="BFC7D5"/>
+              <w:left w:val="single" w:sz="2" w:space="0" w:color="BFC7D5"/>
+              <w:bottom w:val="single" w:sz="2" w:space="0" w:color="BFC7D5"/>
+              <w:right w:val="single" w:sz="6" w:space="0" w:color="BFC7D5"/>
+            </w:tcBorders>
+            <w:shd w:fill="1F3A5F" w:val="clear"/>
             <w:vAlign w:val="center"/>
           </w:tcPr>
           <w:p>
             <w:pPr>
               <w:pStyle w:val="TableHeading"/>
-              <w:suppressLineNumbers/>
-              <w:shd w:fill="1F3A5F" w:val="clear"/>
-              <w:bidi w:val="0"/>
-              <w:spacing w:before="0" w:after="283"/>
-              <w:jc w:val="center"/>
-              <w:rPr/>
-            </w:pPr>
-            <w:r>
-              <w:rPr/>
+              <w:bidi w:val="0"/>
+              <w:spacing w:before="0" w:after="283"/>
+              <w:jc w:val="left"/>
+              <w:rPr>
+                <w:color w:val="FFFFFF"/>
+              </w:rPr>
+            </w:pPr>
+            <w:r>
+              <w:rPr>
+                <w:color w:val="FFFFFF"/>
+              </w:rPr>
               <w:t>Entry</w:t>
             </w:r>
           </w:p>
@@ -420,8 +800,12 @@
         <w:trPr/>
         <w:tc>
           <w:tcPr>
-            <w:tcW w:w="4066" w:type="dxa"/>
-            <w:tcBorders/>
+            <w:tcW w:w="5883" w:type="dxa"/>
+            <w:tcBorders>
+              <w:left w:val="single" w:sz="6" w:space="0" w:color="BFC7D5"/>
+              <w:bottom w:val="single" w:sz="2" w:space="0" w:color="BFC7D5"/>
+              <w:right w:val="single" w:sz="6" w:space="0" w:color="BFC7D5"/>
+            </w:tcBorders>
             <w:vAlign w:val="center"/>
           </w:tcPr>
           <w:p>
@@ -440,8 +824,12 @@
         </w:tc>
         <w:tc>
           <w:tcPr>
-            <w:tcW w:w="3796" w:type="dxa"/>
-            <w:tcBorders/>
+            <w:tcW w:w="5455" w:type="dxa"/>
+            <w:tcBorders>
+              <w:left w:val="single" w:sz="2" w:space="0" w:color="BFC7D5"/>
+              <w:bottom w:val="single" w:sz="2" w:space="0" w:color="BFC7D5"/>
+              <w:right w:val="single" w:sz="6" w:space="0" w:color="BFC7D5"/>
+            </w:tcBorders>
             <w:vAlign w:val="center"/>
           </w:tcPr>
           <w:p>
@@ -465,8 +853,12 @@
         <w:trPr/>
         <w:tc>
           <w:tcPr>
-            <w:tcW w:w="4066" w:type="dxa"/>
-            <w:tcBorders/>
+            <w:tcW w:w="5883" w:type="dxa"/>
+            <w:tcBorders>
+              <w:left w:val="single" w:sz="6" w:space="0" w:color="BFC7D5"/>
+              <w:bottom w:val="single" w:sz="2" w:space="0" w:color="BFC7D5"/>
+              <w:right w:val="single" w:sz="6" w:space="0" w:color="BFC7D5"/>
+            </w:tcBorders>
             <w:vAlign w:val="center"/>
           </w:tcPr>
           <w:p>
@@ -485,8 +877,12 @@
         </w:tc>
         <w:tc>
           <w:tcPr>
-            <w:tcW w:w="3796" w:type="dxa"/>
-            <w:tcBorders/>
+            <w:tcW w:w="5455" w:type="dxa"/>
+            <w:tcBorders>
+              <w:left w:val="single" w:sz="2" w:space="0" w:color="BFC7D5"/>
+              <w:bottom w:val="single" w:sz="2" w:space="0" w:color="BFC7D5"/>
+              <w:right w:val="single" w:sz="6" w:space="0" w:color="BFC7D5"/>
+            </w:tcBorders>
             <w:vAlign w:val="center"/>
           </w:tcPr>
           <w:p>
@@ -510,8 +906,12 @@
         <w:trPr/>
         <w:tc>
           <w:tcPr>
-            <w:tcW w:w="4066" w:type="dxa"/>
-            <w:tcBorders/>
+            <w:tcW w:w="5883" w:type="dxa"/>
+            <w:tcBorders>
+              <w:left w:val="single" w:sz="6" w:space="0" w:color="BFC7D5"/>
+              <w:bottom w:val="single" w:sz="2" w:space="0" w:color="BFC7D5"/>
+              <w:right w:val="single" w:sz="6" w:space="0" w:color="BFC7D5"/>
+            </w:tcBorders>
             <w:vAlign w:val="center"/>
           </w:tcPr>
           <w:p>
@@ -530,8 +930,12 @@
         </w:tc>
         <w:tc>
           <w:tcPr>
-            <w:tcW w:w="3796" w:type="dxa"/>
-            <w:tcBorders/>
+            <w:tcW w:w="5455" w:type="dxa"/>
+            <w:tcBorders>
+              <w:left w:val="single" w:sz="2" w:space="0" w:color="BFC7D5"/>
+              <w:bottom w:val="single" w:sz="2" w:space="0" w:color="BFC7D5"/>
+              <w:right w:val="single" w:sz="6" w:space="0" w:color="BFC7D5"/>
+            </w:tcBorders>
             <w:vAlign w:val="center"/>
           </w:tcPr>
           <w:p>
@@ -555,8 +959,12 @@
         <w:trPr/>
         <w:tc>
           <w:tcPr>
-            <w:tcW w:w="4066" w:type="dxa"/>
-            <w:tcBorders/>
+            <w:tcW w:w="5883" w:type="dxa"/>
+            <w:tcBorders>
+              <w:left w:val="single" w:sz="6" w:space="0" w:color="BFC7D5"/>
+              <w:bottom w:val="single" w:sz="2" w:space="0" w:color="BFC7D5"/>
+              <w:right w:val="single" w:sz="6" w:space="0" w:color="BFC7D5"/>
+            </w:tcBorders>
             <w:vAlign w:val="center"/>
           </w:tcPr>
           <w:p>
@@ -575,8 +983,12 @@
         </w:tc>
         <w:tc>
           <w:tcPr>
-            <w:tcW w:w="3796" w:type="dxa"/>
-            <w:tcBorders/>
+            <w:tcW w:w="5455" w:type="dxa"/>
+            <w:tcBorders>
+              <w:left w:val="single" w:sz="2" w:space="0" w:color="BFC7D5"/>
+              <w:bottom w:val="single" w:sz="2" w:space="0" w:color="BFC7D5"/>
+              <w:right w:val="single" w:sz="6" w:space="0" w:color="BFC7D5"/>
+            </w:tcBorders>
             <w:vAlign w:val="center"/>
           </w:tcPr>
           <w:p>
@@ -600,8 +1012,12 @@
         <w:trPr/>
         <w:tc>
           <w:tcPr>
-            <w:tcW w:w="4066" w:type="dxa"/>
-            <w:tcBorders/>
+            <w:tcW w:w="5883" w:type="dxa"/>
+            <w:tcBorders>
+              <w:left w:val="single" w:sz="6" w:space="0" w:color="BFC7D5"/>
+              <w:bottom w:val="single" w:sz="2" w:space="0" w:color="BFC7D5"/>
+              <w:right w:val="single" w:sz="6" w:space="0" w:color="BFC7D5"/>
+            </w:tcBorders>
             <w:vAlign w:val="center"/>
           </w:tcPr>
           <w:p>
@@ -620,8 +1036,12 @@
         </w:tc>
         <w:tc>
           <w:tcPr>
-            <w:tcW w:w="3796" w:type="dxa"/>
-            <w:tcBorders/>
+            <w:tcW w:w="5455" w:type="dxa"/>
+            <w:tcBorders>
+              <w:left w:val="single" w:sz="2" w:space="0" w:color="BFC7D5"/>
+              <w:bottom w:val="single" w:sz="2" w:space="0" w:color="BFC7D5"/>
+              <w:right w:val="single" w:sz="6" w:space="0" w:color="BFC7D5"/>
+            </w:tcBorders>
             <w:vAlign w:val="center"/>
           </w:tcPr>
           <w:p>
@@ -645,8 +1065,12 @@
         <w:trPr/>
         <w:tc>
           <w:tcPr>
-            <w:tcW w:w="4066" w:type="dxa"/>
-            <w:tcBorders/>
+            <w:tcW w:w="5883" w:type="dxa"/>
+            <w:tcBorders>
+              <w:left w:val="single" w:sz="6" w:space="0" w:color="BFC7D5"/>
+              <w:bottom w:val="single" w:sz="6" w:space="0" w:color="BFC7D5"/>
+              <w:right w:val="single" w:sz="6" w:space="0" w:color="BFC7D5"/>
+            </w:tcBorders>
             <w:vAlign w:val="center"/>
           </w:tcPr>
           <w:p>
@@ -665,8 +1089,12 @@
         </w:tc>
         <w:tc>
           <w:tcPr>
-            <w:tcW w:w="3796" w:type="dxa"/>
-            <w:tcBorders/>
+            <w:tcW w:w="5455" w:type="dxa"/>
+            <w:tcBorders>
+              <w:left w:val="single" w:sz="2" w:space="0" w:color="BFC7D5"/>
+              <w:bottom w:val="single" w:sz="6" w:space="0" w:color="BFC7D5"/>
+              <w:right w:val="single" w:sz="6" w:space="0" w:color="BFC7D5"/>
+            </w:tcBorders>
             <w:vAlign w:val="center"/>
           </w:tcPr>
           <w:p>
@@ -709,24 +1137,24 @@
     </w:p>
     <w:tbl>
       <w:tblPr>
-        <w:tblW w:w="11339" w:type="dxa"/>
+        <w:tblW w:w="5000" w:type="pct"/>
         <w:jc w:val="left"/>
-        <w:tblInd w:w="0" w:type="dxa"/>
+        <w:tblInd w:w="-7" w:type="dxa"/>
         <w:tblLayout w:type="fixed"/>
         <w:tblCellMar>
-          <w:top w:w="28" w:type="dxa"/>
-          <w:left w:w="28" w:type="dxa"/>
-          <w:bottom w:w="28" w:type="dxa"/>
-          <w:right w:w="28" w:type="dxa"/>
+          <w:top w:w="60" w:type="dxa"/>
+          <w:left w:w="60" w:type="dxa"/>
+          <w:bottom w:w="60" w:type="dxa"/>
+          <w:right w:w="60" w:type="dxa"/>
         </w:tblCellMar>
       </w:tblPr>
       <w:tblGrid>
-        <w:gridCol w:w="211"/>
-        <w:gridCol w:w="1201"/>
-        <w:gridCol w:w="1735"/>
-        <w:gridCol w:w="3523"/>
-        <w:gridCol w:w="1886"/>
-        <w:gridCol w:w="2783"/>
+        <w:gridCol w:w="244"/>
+        <w:gridCol w:w="1236"/>
+        <w:gridCol w:w="1745"/>
+        <w:gridCol w:w="3479"/>
+        <w:gridCol w:w="1896"/>
+        <w:gridCol w:w="2739"/>
       </w:tblGrid>
       <w:tr>
         <w:trPr>
@@ -734,132 +1162,180 @@
         </w:trPr>
         <w:tc>
           <w:tcPr>
-            <w:tcW w:w="211" w:type="dxa"/>
-            <w:tcBorders/>
+            <w:tcW w:w="244" w:type="dxa"/>
+            <w:tcBorders>
+              <w:top w:val="single" w:sz="6" w:space="0" w:color="BFC7D5"/>
+              <w:left w:val="single" w:sz="6" w:space="0" w:color="BFC7D5"/>
+              <w:bottom w:val="single" w:sz="2" w:space="0" w:color="BFC7D5"/>
+              <w:right w:val="single" w:sz="6" w:space="0" w:color="BFC7D5"/>
+            </w:tcBorders>
+            <w:shd w:fill="1F3A5F" w:val="clear"/>
             <w:vAlign w:val="center"/>
           </w:tcPr>
           <w:p>
             <w:pPr>
               <w:pStyle w:val="TableHeading"/>
-              <w:suppressLineNumbers/>
-              <w:shd w:fill="1F3A5F" w:val="clear"/>
-              <w:bidi w:val="0"/>
-              <w:spacing w:before="0" w:after="283"/>
-              <w:jc w:val="center"/>
-              <w:rPr/>
-            </w:pPr>
-            <w:r>
-              <w:rPr/>
+              <w:bidi w:val="0"/>
+              <w:spacing w:before="0" w:after="283"/>
+              <w:jc w:val="left"/>
+              <w:rPr>
+                <w:color w:val="FFFFFF"/>
+              </w:rPr>
+            </w:pPr>
+            <w:r>
+              <w:rPr>
+                <w:color w:val="FFFFFF"/>
+              </w:rPr>
               <w:t>#</w:t>
             </w:r>
           </w:p>
         </w:tc>
         <w:tc>
           <w:tcPr>
-            <w:tcW w:w="1201" w:type="dxa"/>
-            <w:tcBorders/>
+            <w:tcW w:w="1236" w:type="dxa"/>
+            <w:tcBorders>
+              <w:top w:val="single" w:sz="6" w:space="0" w:color="BFC7D5"/>
+              <w:left w:val="single" w:sz="2" w:space="0" w:color="BFC7D5"/>
+              <w:bottom w:val="single" w:sz="2" w:space="0" w:color="BFC7D5"/>
+              <w:right w:val="single" w:sz="6" w:space="0" w:color="BFC7D5"/>
+            </w:tcBorders>
+            <w:shd w:fill="1F3A5F" w:val="clear"/>
             <w:vAlign w:val="center"/>
           </w:tcPr>
           <w:p>
             <w:pPr>
               <w:pStyle w:val="TableHeading"/>
-              <w:suppressLineNumbers/>
-              <w:shd w:fill="1F3A5F" w:val="clear"/>
-              <w:bidi w:val="0"/>
-              <w:spacing w:before="0" w:after="283"/>
-              <w:jc w:val="center"/>
-              <w:rPr/>
-            </w:pPr>
-            <w:r>
-              <w:rPr/>
+              <w:bidi w:val="0"/>
+              <w:spacing w:before="0" w:after="283"/>
+              <w:jc w:val="left"/>
+              <w:rPr>
+                <w:color w:val="FFFFFF"/>
+              </w:rPr>
+            </w:pPr>
+            <w:r>
+              <w:rPr>
+                <w:color w:val="FFFFFF"/>
+              </w:rPr>
               <w:t>Requirement</w:t>
             </w:r>
           </w:p>
         </w:tc>
         <w:tc>
           <w:tcPr>
-            <w:tcW w:w="1735" w:type="dxa"/>
-            <w:tcBorders/>
+            <w:tcW w:w="1745" w:type="dxa"/>
+            <w:tcBorders>
+              <w:top w:val="single" w:sz="6" w:space="0" w:color="BFC7D5"/>
+              <w:left w:val="single" w:sz="2" w:space="0" w:color="BFC7D5"/>
+              <w:bottom w:val="single" w:sz="2" w:space="0" w:color="BFC7D5"/>
+              <w:right w:val="single" w:sz="6" w:space="0" w:color="BFC7D5"/>
+            </w:tcBorders>
+            <w:shd w:fill="1F3A5F" w:val="clear"/>
             <w:vAlign w:val="center"/>
           </w:tcPr>
           <w:p>
             <w:pPr>
               <w:pStyle w:val="TableHeading"/>
-              <w:suppressLineNumbers/>
-              <w:shd w:fill="1F3A5F" w:val="clear"/>
-              <w:bidi w:val="0"/>
-              <w:spacing w:before="0" w:after="283"/>
-              <w:jc w:val="center"/>
-              <w:rPr/>
-            </w:pPr>
-            <w:r>
-              <w:rPr/>
+              <w:bidi w:val="0"/>
+              <w:spacing w:before="0" w:after="283"/>
+              <w:jc w:val="left"/>
+              <w:rPr>
+                <w:color w:val="FFFFFF"/>
+              </w:rPr>
+            </w:pPr>
+            <w:r>
+              <w:rPr>
+                <w:color w:val="FFFFFF"/>
+              </w:rPr>
               <w:t>Stated by customer</w:t>
             </w:r>
           </w:p>
         </w:tc>
         <w:tc>
           <w:tcPr>
-            <w:tcW w:w="3523" w:type="dxa"/>
-            <w:tcBorders/>
+            <w:tcW w:w="3479" w:type="dxa"/>
+            <w:tcBorders>
+              <w:top w:val="single" w:sz="6" w:space="0" w:color="BFC7D5"/>
+              <w:left w:val="single" w:sz="2" w:space="0" w:color="BFC7D5"/>
+              <w:bottom w:val="single" w:sz="2" w:space="0" w:color="BFC7D5"/>
+              <w:right w:val="single" w:sz="6" w:space="0" w:color="BFC7D5"/>
+            </w:tcBorders>
+            <w:shd w:fill="1F3A5F" w:val="clear"/>
             <w:vAlign w:val="center"/>
           </w:tcPr>
           <w:p>
             <w:pPr>
               <w:pStyle w:val="TableHeading"/>
-              <w:suppressLineNumbers/>
-              <w:shd w:fill="1F3A5F" w:val="clear"/>
-              <w:bidi w:val="0"/>
-              <w:spacing w:before="0" w:after="283"/>
-              <w:jc w:val="center"/>
-              <w:rPr/>
-            </w:pPr>
-            <w:r>
-              <w:rPr/>
+              <w:bidi w:val="0"/>
+              <w:spacing w:before="0" w:after="283"/>
+              <w:jc w:val="left"/>
+              <w:rPr>
+                <w:color w:val="FFFFFF"/>
+              </w:rPr>
+            </w:pPr>
+            <w:r>
+              <w:rPr>
+                <w:color w:val="FFFFFF"/>
+              </w:rPr>
               <w:t>Not stated but necessary for intended use</w:t>
             </w:r>
           </w:p>
         </w:tc>
         <w:tc>
           <w:tcPr>
-            <w:tcW w:w="1886" w:type="dxa"/>
-            <w:tcBorders/>
+            <w:tcW w:w="1896" w:type="dxa"/>
+            <w:tcBorders>
+              <w:top w:val="single" w:sz="6" w:space="0" w:color="BFC7D5"/>
+              <w:left w:val="single" w:sz="2" w:space="0" w:color="BFC7D5"/>
+              <w:bottom w:val="single" w:sz="2" w:space="0" w:color="BFC7D5"/>
+              <w:right w:val="single" w:sz="6" w:space="0" w:color="BFC7D5"/>
+            </w:tcBorders>
+            <w:shd w:fill="1F3A5F" w:val="clear"/>
             <w:vAlign w:val="center"/>
           </w:tcPr>
           <w:p>
             <w:pPr>
               <w:pStyle w:val="TableHeading"/>
-              <w:suppressLineNumbers/>
-              <w:shd w:fill="1F3A5F" w:val="clear"/>
-              <w:bidi w:val="0"/>
-              <w:spacing w:before="0" w:after="283"/>
-              <w:jc w:val="center"/>
-              <w:rPr/>
-            </w:pPr>
-            <w:r>
-              <w:rPr/>
+              <w:bidi w:val="0"/>
+              <w:spacing w:before="0" w:after="283"/>
+              <w:jc w:val="left"/>
+              <w:rPr>
+                <w:color w:val="FFFFFF"/>
+              </w:rPr>
+            </w:pPr>
+            <w:r>
+              <w:rPr>
+                <w:color w:val="FFFFFF"/>
+              </w:rPr>
               <w:t>Statutory / regulatory</w:t>
             </w:r>
           </w:p>
         </w:tc>
         <w:tc>
           <w:tcPr>
-            <w:tcW w:w="2783" w:type="dxa"/>
-            <w:tcBorders/>
+            <w:tcW w:w="2739" w:type="dxa"/>
+            <w:tcBorders>
+              <w:top w:val="single" w:sz="6" w:space="0" w:color="BFC7D5"/>
+              <w:left w:val="single" w:sz="2" w:space="0" w:color="BFC7D5"/>
+              <w:bottom w:val="single" w:sz="2" w:space="0" w:color="BFC7D5"/>
+              <w:right w:val="single" w:sz="6" w:space="0" w:color="BFC7D5"/>
+            </w:tcBorders>
+            <w:shd w:fill="1F3A5F" w:val="clear"/>
             <w:vAlign w:val="center"/>
           </w:tcPr>
           <w:p>
             <w:pPr>
               <w:pStyle w:val="TableHeading"/>
-              <w:suppressLineNumbers/>
-              <w:shd w:fill="1F3A5F" w:val="clear"/>
-              <w:bidi w:val="0"/>
-              <w:spacing w:before="0" w:after="283"/>
-              <w:jc w:val="center"/>
-              <w:rPr/>
-            </w:pPr>
-            <w:r>
-              <w:rPr/>
+              <w:bidi w:val="0"/>
+              <w:spacing w:before="0" w:after="283"/>
+              <w:jc w:val="left"/>
+              <w:rPr>
+                <w:color w:val="FFFFFF"/>
+              </w:rPr>
+            </w:pPr>
+            <w:r>
+              <w:rPr>
+                <w:color w:val="FFFFFF"/>
+              </w:rPr>
               <w:t>Our own additional requirement</w:t>
             </w:r>
           </w:p>
@@ -869,8 +1345,12 @@
         <w:trPr/>
         <w:tc>
           <w:tcPr>
-            <w:tcW w:w="211" w:type="dxa"/>
-            <w:tcBorders/>
+            <w:tcW w:w="244" w:type="dxa"/>
+            <w:tcBorders>
+              <w:left w:val="single" w:sz="6" w:space="0" w:color="BFC7D5"/>
+              <w:bottom w:val="single" w:sz="2" w:space="0" w:color="BFC7D5"/>
+              <w:right w:val="single" w:sz="6" w:space="0" w:color="BFC7D5"/>
+            </w:tcBorders>
             <w:vAlign w:val="center"/>
           </w:tcPr>
           <w:p>
@@ -889,8 +1369,12 @@
         </w:tc>
         <w:tc>
           <w:tcPr>
-            <w:tcW w:w="1201" w:type="dxa"/>
-            <w:tcBorders/>
+            <w:tcW w:w="1236" w:type="dxa"/>
+            <w:tcBorders>
+              <w:left w:val="single" w:sz="2" w:space="0" w:color="BFC7D5"/>
+              <w:bottom w:val="single" w:sz="2" w:space="0" w:color="BFC7D5"/>
+              <w:right w:val="single" w:sz="6" w:space="0" w:color="BFC7D5"/>
+            </w:tcBorders>
             <w:vAlign w:val="center"/>
           </w:tcPr>
           <w:p>
@@ -911,8 +1395,12 @@
         </w:tc>
         <w:tc>
           <w:tcPr>
-            <w:tcW w:w="1735" w:type="dxa"/>
-            <w:tcBorders/>
+            <w:tcW w:w="1745" w:type="dxa"/>
+            <w:tcBorders>
+              <w:left w:val="single" w:sz="2" w:space="0" w:color="BFC7D5"/>
+              <w:bottom w:val="single" w:sz="2" w:space="0" w:color="BFC7D5"/>
+              <w:right w:val="single" w:sz="6" w:space="0" w:color="BFC7D5"/>
+            </w:tcBorders>
             <w:vAlign w:val="center"/>
           </w:tcPr>
           <w:p>
@@ -931,8 +1419,12 @@
         </w:tc>
         <w:tc>
           <w:tcPr>
-            <w:tcW w:w="3523" w:type="dxa"/>
-            <w:tcBorders/>
+            <w:tcW w:w="3479" w:type="dxa"/>
+            <w:tcBorders>
+              <w:left w:val="single" w:sz="2" w:space="0" w:color="BFC7D5"/>
+              <w:bottom w:val="single" w:sz="2" w:space="0" w:color="BFC7D5"/>
+              <w:right w:val="single" w:sz="6" w:space="0" w:color="BFC7D5"/>
+            </w:tcBorders>
             <w:vAlign w:val="center"/>
           </w:tcPr>
           <w:p>
@@ -951,8 +1443,12 @@
         </w:tc>
         <w:tc>
           <w:tcPr>
-            <w:tcW w:w="1886" w:type="dxa"/>
-            <w:tcBorders/>
+            <w:tcW w:w="1896" w:type="dxa"/>
+            <w:tcBorders>
+              <w:left w:val="single" w:sz="2" w:space="0" w:color="BFC7D5"/>
+              <w:bottom w:val="single" w:sz="2" w:space="0" w:color="BFC7D5"/>
+              <w:right w:val="single" w:sz="6" w:space="0" w:color="BFC7D5"/>
+            </w:tcBorders>
             <w:vAlign w:val="center"/>
           </w:tcPr>
           <w:p>
@@ -971,8 +1467,12 @@
         </w:tc>
         <w:tc>
           <w:tcPr>
-            <w:tcW w:w="2783" w:type="dxa"/>
-            <w:tcBorders/>
+            <w:tcW w:w="2739" w:type="dxa"/>
+            <w:tcBorders>
+              <w:left w:val="single" w:sz="2" w:space="0" w:color="BFC7D5"/>
+              <w:bottom w:val="single" w:sz="2" w:space="0" w:color="BFC7D5"/>
+              <w:right w:val="single" w:sz="6" w:space="0" w:color="BFC7D5"/>
+            </w:tcBorders>
             <w:vAlign w:val="center"/>
           </w:tcPr>
           <w:p>
@@ -994,8 +1494,12 @@
         <w:trPr/>
         <w:tc>
           <w:tcPr>
-            <w:tcW w:w="211" w:type="dxa"/>
-            <w:tcBorders/>
+            <w:tcW w:w="244" w:type="dxa"/>
+            <w:tcBorders>
+              <w:left w:val="single" w:sz="6" w:space="0" w:color="BFC7D5"/>
+              <w:bottom w:val="single" w:sz="6" w:space="0" w:color="BFC7D5"/>
+              <w:right w:val="single" w:sz="6" w:space="0" w:color="BFC7D5"/>
+            </w:tcBorders>
             <w:vAlign w:val="center"/>
           </w:tcPr>
           <w:p>
@@ -1014,8 +1518,12 @@
         </w:tc>
         <w:tc>
           <w:tcPr>
-            <w:tcW w:w="1201" w:type="dxa"/>
-            <w:tcBorders/>
+            <w:tcW w:w="1236" w:type="dxa"/>
+            <w:tcBorders>
+              <w:left w:val="single" w:sz="2" w:space="0" w:color="BFC7D5"/>
+              <w:bottom w:val="single" w:sz="6" w:space="0" w:color="BFC7D5"/>
+              <w:right w:val="single" w:sz="6" w:space="0" w:color="BFC7D5"/>
+            </w:tcBorders>
             <w:vAlign w:val="center"/>
           </w:tcPr>
           <w:p>
@@ -1039,8 +1547,12 @@
         </w:tc>
         <w:tc>
           <w:tcPr>
-            <w:tcW w:w="1735" w:type="dxa"/>
-            <w:tcBorders/>
+            <w:tcW w:w="1745" w:type="dxa"/>
+            <w:tcBorders>
+              <w:left w:val="single" w:sz="2" w:space="0" w:color="BFC7D5"/>
+              <w:bottom w:val="single" w:sz="6" w:space="0" w:color="BFC7D5"/>
+              <w:right w:val="single" w:sz="6" w:space="0" w:color="BFC7D5"/>
+            </w:tcBorders>
             <w:vAlign w:val="center"/>
           </w:tcPr>
           <w:p>
@@ -1059,8 +1571,12 @@
         </w:tc>
         <w:tc>
           <w:tcPr>
-            <w:tcW w:w="3523" w:type="dxa"/>
-            <w:tcBorders/>
+            <w:tcW w:w="3479" w:type="dxa"/>
+            <w:tcBorders>
+              <w:left w:val="single" w:sz="2" w:space="0" w:color="BFC7D5"/>
+              <w:bottom w:val="single" w:sz="6" w:space="0" w:color="BFC7D5"/>
+              <w:right w:val="single" w:sz="6" w:space="0" w:color="BFC7D5"/>
+            </w:tcBorders>
             <w:vAlign w:val="center"/>
           </w:tcPr>
           <w:p>
@@ -1079,8 +1595,12 @@
         </w:tc>
         <w:tc>
           <w:tcPr>
-            <w:tcW w:w="1886" w:type="dxa"/>
-            <w:tcBorders/>
+            <w:tcW w:w="1896" w:type="dxa"/>
+            <w:tcBorders>
+              <w:left w:val="single" w:sz="2" w:space="0" w:color="BFC7D5"/>
+              <w:bottom w:val="single" w:sz="6" w:space="0" w:color="BFC7D5"/>
+              <w:right w:val="single" w:sz="6" w:space="0" w:color="BFC7D5"/>
+            </w:tcBorders>
             <w:vAlign w:val="center"/>
           </w:tcPr>
           <w:p>
@@ -1099,8 +1619,12 @@
         </w:tc>
         <w:tc>
           <w:tcPr>
-            <w:tcW w:w="2783" w:type="dxa"/>
-            <w:tcBorders/>
+            <w:tcW w:w="2739" w:type="dxa"/>
+            <w:tcBorders>
+              <w:left w:val="single" w:sz="2" w:space="0" w:color="BFC7D5"/>
+              <w:bottom w:val="single" w:sz="6" w:space="0" w:color="BFC7D5"/>
+              <w:right w:val="single" w:sz="6" w:space="0" w:color="BFC7D5"/>
+            </w:tcBorders>
             <w:vAlign w:val="center"/>
           </w:tcPr>
           <w:p>
@@ -1145,20 +1669,20 @@
     </w:p>
     <w:tbl>
       <w:tblPr>
-        <w:tblW w:w="4187" w:type="dxa"/>
+        <w:tblW w:w="5000" w:type="pct"/>
         <w:jc w:val="left"/>
-        <w:tblInd w:w="0" w:type="dxa"/>
+        <w:tblInd w:w="-7" w:type="dxa"/>
         <w:tblLayout w:type="fixed"/>
         <w:tblCellMar>
-          <w:top w:w="28" w:type="dxa"/>
-          <w:left w:w="28" w:type="dxa"/>
-          <w:bottom w:w="28" w:type="dxa"/>
-          <w:right w:w="28" w:type="dxa"/>
+          <w:top w:w="60" w:type="dxa"/>
+          <w:left w:w="60" w:type="dxa"/>
+          <w:bottom w:w="60" w:type="dxa"/>
+          <w:right w:w="60" w:type="dxa"/>
         </w:tblCellMar>
       </w:tblPr>
       <w:tblGrid>
-        <w:gridCol w:w="3196"/>
-        <w:gridCol w:w="991"/>
+        <w:gridCol w:w="8666"/>
+        <w:gridCol w:w="2672"/>
       </w:tblGrid>
       <w:tr>
         <w:trPr>
@@ -1166,44 +1690,60 @@
         </w:trPr>
         <w:tc>
           <w:tcPr>
-            <w:tcW w:w="3196" w:type="dxa"/>
-            <w:tcBorders/>
+            <w:tcW w:w="8666" w:type="dxa"/>
+            <w:tcBorders>
+              <w:top w:val="single" w:sz="6" w:space="0" w:color="BFC7D5"/>
+              <w:left w:val="single" w:sz="6" w:space="0" w:color="BFC7D5"/>
+              <w:bottom w:val="single" w:sz="2" w:space="0" w:color="BFC7D5"/>
+              <w:right w:val="single" w:sz="6" w:space="0" w:color="BFC7D5"/>
+            </w:tcBorders>
+            <w:shd w:fill="1F3A5F" w:val="clear"/>
             <w:vAlign w:val="center"/>
           </w:tcPr>
           <w:p>
             <w:pPr>
               <w:pStyle w:val="TableHeading"/>
-              <w:suppressLineNumbers/>
-              <w:shd w:fill="1F3A5F" w:val="clear"/>
-              <w:bidi w:val="0"/>
-              <w:spacing w:before="0" w:after="283"/>
-              <w:jc w:val="center"/>
-              <w:rPr/>
-            </w:pPr>
-            <w:r>
-              <w:rPr/>
+              <w:bidi w:val="0"/>
+              <w:spacing w:before="0" w:after="283"/>
+              <w:jc w:val="left"/>
+              <w:rPr>
+                <w:color w:val="FFFFFF"/>
+              </w:rPr>
+            </w:pPr>
+            <w:r>
+              <w:rPr>
+                <w:color w:val="FFFFFF"/>
+              </w:rPr>
               <w:t>Question</w:t>
             </w:r>
           </w:p>
         </w:tc>
         <w:tc>
           <w:tcPr>
-            <w:tcW w:w="991" w:type="dxa"/>
-            <w:tcBorders/>
+            <w:tcW w:w="2672" w:type="dxa"/>
+            <w:tcBorders>
+              <w:top w:val="single" w:sz="6" w:space="0" w:color="BFC7D5"/>
+              <w:left w:val="single" w:sz="2" w:space="0" w:color="BFC7D5"/>
+              <w:bottom w:val="single" w:sz="2" w:space="0" w:color="BFC7D5"/>
+              <w:right w:val="single" w:sz="6" w:space="0" w:color="BFC7D5"/>
+            </w:tcBorders>
+            <w:shd w:fill="1F3A5F" w:val="clear"/>
             <w:vAlign w:val="center"/>
           </w:tcPr>
           <w:p>
             <w:pPr>
               <w:pStyle w:val="TableHeading"/>
-              <w:suppressLineNumbers/>
-              <w:shd w:fill="1F3A5F" w:val="clear"/>
-              <w:bidi w:val="0"/>
-              <w:spacing w:before="0" w:after="283"/>
-              <w:jc w:val="center"/>
-              <w:rPr/>
-            </w:pPr>
-            <w:r>
-              <w:rPr/>
+              <w:bidi w:val="0"/>
+              <w:spacing w:before="0" w:after="283"/>
+              <w:jc w:val="left"/>
+              <w:rPr>
+                <w:color w:val="FFFFFF"/>
+              </w:rPr>
+            </w:pPr>
+            <w:r>
+              <w:rPr>
+                <w:color w:val="FFFFFF"/>
+              </w:rPr>
               <w:t>Entry</w:t>
             </w:r>
           </w:p>
@@ -1213,8 +1753,12 @@
         <w:trPr/>
         <w:tc>
           <w:tcPr>
-            <w:tcW w:w="3196" w:type="dxa"/>
-            <w:tcBorders/>
+            <w:tcW w:w="8666" w:type="dxa"/>
+            <w:tcBorders>
+              <w:left w:val="single" w:sz="6" w:space="0" w:color="BFC7D5"/>
+              <w:bottom w:val="single" w:sz="2" w:space="0" w:color="BFC7D5"/>
+              <w:right w:val="single" w:sz="6" w:space="0" w:color="BFC7D5"/>
+            </w:tcBorders>
             <w:vAlign w:val="center"/>
           </w:tcPr>
           <w:p>
@@ -1233,8 +1777,12 @@
         </w:tc>
         <w:tc>
           <w:tcPr>
-            <w:tcW w:w="991" w:type="dxa"/>
-            <w:tcBorders/>
+            <w:tcW w:w="2672" w:type="dxa"/>
+            <w:tcBorders>
+              <w:left w:val="single" w:sz="2" w:space="0" w:color="BFC7D5"/>
+              <w:bottom w:val="single" w:sz="2" w:space="0" w:color="BFC7D5"/>
+              <w:right w:val="single" w:sz="6" w:space="0" w:color="BFC7D5"/>
+            </w:tcBorders>
             <w:vAlign w:val="center"/>
           </w:tcPr>
           <w:p>
@@ -1258,8 +1806,12 @@
         <w:trPr/>
         <w:tc>
           <w:tcPr>
-            <w:tcW w:w="3196" w:type="dxa"/>
-            <w:tcBorders/>
+            <w:tcW w:w="8666" w:type="dxa"/>
+            <w:tcBorders>
+              <w:left w:val="single" w:sz="6" w:space="0" w:color="BFC7D5"/>
+              <w:bottom w:val="single" w:sz="2" w:space="0" w:color="BFC7D5"/>
+              <w:right w:val="single" w:sz="6" w:space="0" w:color="BFC7D5"/>
+            </w:tcBorders>
             <w:vAlign w:val="center"/>
           </w:tcPr>
           <w:p>
@@ -1278,8 +1830,12 @@
         </w:tc>
         <w:tc>
           <w:tcPr>
-            <w:tcW w:w="991" w:type="dxa"/>
-            <w:tcBorders/>
+            <w:tcW w:w="2672" w:type="dxa"/>
+            <w:tcBorders>
+              <w:left w:val="single" w:sz="2" w:space="0" w:color="BFC7D5"/>
+              <w:bottom w:val="single" w:sz="2" w:space="0" w:color="BFC7D5"/>
+              <w:right w:val="single" w:sz="6" w:space="0" w:color="BFC7D5"/>
+            </w:tcBorders>
             <w:vAlign w:val="center"/>
           </w:tcPr>
           <w:p>
@@ -1303,8 +1859,12 @@
         <w:trPr/>
         <w:tc>
           <w:tcPr>
-            <w:tcW w:w="3196" w:type="dxa"/>
-            <w:tcBorders/>
+            <w:tcW w:w="8666" w:type="dxa"/>
+            <w:tcBorders>
+              <w:left w:val="single" w:sz="6" w:space="0" w:color="BFC7D5"/>
+              <w:bottom w:val="single" w:sz="2" w:space="0" w:color="BFC7D5"/>
+              <w:right w:val="single" w:sz="6" w:space="0" w:color="BFC7D5"/>
+            </w:tcBorders>
             <w:vAlign w:val="center"/>
           </w:tcPr>
           <w:p>
@@ -1323,8 +1883,12 @@
         </w:tc>
         <w:tc>
           <w:tcPr>
-            <w:tcW w:w="991" w:type="dxa"/>
-            <w:tcBorders/>
+            <w:tcW w:w="2672" w:type="dxa"/>
+            <w:tcBorders>
+              <w:left w:val="single" w:sz="2" w:space="0" w:color="BFC7D5"/>
+              <w:bottom w:val="single" w:sz="2" w:space="0" w:color="BFC7D5"/>
+              <w:right w:val="single" w:sz="6" w:space="0" w:color="BFC7D5"/>
+            </w:tcBorders>
             <w:vAlign w:val="center"/>
           </w:tcPr>
           <w:p>
@@ -1348,8 +1912,12 @@
         <w:trPr/>
         <w:tc>
           <w:tcPr>
-            <w:tcW w:w="3196" w:type="dxa"/>
-            <w:tcBorders/>
+            <w:tcW w:w="8666" w:type="dxa"/>
+            <w:tcBorders>
+              <w:left w:val="single" w:sz="6" w:space="0" w:color="BFC7D5"/>
+              <w:bottom w:val="single" w:sz="2" w:space="0" w:color="BFC7D5"/>
+              <w:right w:val="single" w:sz="6" w:space="0" w:color="BFC7D5"/>
+            </w:tcBorders>
             <w:vAlign w:val="center"/>
           </w:tcPr>
           <w:p>
@@ -1368,8 +1936,12 @@
         </w:tc>
         <w:tc>
           <w:tcPr>
-            <w:tcW w:w="991" w:type="dxa"/>
-            <w:tcBorders/>
+            <w:tcW w:w="2672" w:type="dxa"/>
+            <w:tcBorders>
+              <w:left w:val="single" w:sz="2" w:space="0" w:color="BFC7D5"/>
+              <w:bottom w:val="single" w:sz="2" w:space="0" w:color="BFC7D5"/>
+              <w:right w:val="single" w:sz="6" w:space="0" w:color="BFC7D5"/>
+            </w:tcBorders>
             <w:vAlign w:val="center"/>
           </w:tcPr>
           <w:p>
@@ -1393,8 +1965,12 @@
         <w:trPr/>
         <w:tc>
           <w:tcPr>
-            <w:tcW w:w="3196" w:type="dxa"/>
-            <w:tcBorders/>
+            <w:tcW w:w="8666" w:type="dxa"/>
+            <w:tcBorders>
+              <w:left w:val="single" w:sz="6" w:space="0" w:color="BFC7D5"/>
+              <w:bottom w:val="single" w:sz="6" w:space="0" w:color="BFC7D5"/>
+              <w:right w:val="single" w:sz="6" w:space="0" w:color="BFC7D5"/>
+            </w:tcBorders>
             <w:vAlign w:val="center"/>
           </w:tcPr>
           <w:p>
@@ -1413,8 +1989,12 @@
         </w:tc>
         <w:tc>
           <w:tcPr>
-            <w:tcW w:w="991" w:type="dxa"/>
-            <w:tcBorders/>
+            <w:tcW w:w="2672" w:type="dxa"/>
+            <w:tcBorders>
+              <w:left w:val="single" w:sz="2" w:space="0" w:color="BFC7D5"/>
+              <w:bottom w:val="single" w:sz="6" w:space="0" w:color="BFC7D5"/>
+              <w:right w:val="single" w:sz="6" w:space="0" w:color="BFC7D5"/>
+            </w:tcBorders>
             <w:vAlign w:val="center"/>
           </w:tcPr>
           <w:p>
@@ -1449,21 +2029,21 @@
     </w:p>
     <w:tbl>
       <w:tblPr>
-        <w:tblW w:w="9033" w:type="dxa"/>
+        <w:tblW w:w="5000" w:type="pct"/>
         <w:jc w:val="left"/>
-        <w:tblInd w:w="0" w:type="dxa"/>
+        <w:tblInd w:w="-7" w:type="dxa"/>
         <w:tblLayout w:type="fixed"/>
         <w:tblCellMar>
-          <w:top w:w="28" w:type="dxa"/>
-          <w:left w:w="28" w:type="dxa"/>
-          <w:bottom w:w="28" w:type="dxa"/>
-          <w:right w:w="28" w:type="dxa"/>
+          <w:top w:w="60" w:type="dxa"/>
+          <w:left w:w="60" w:type="dxa"/>
+          <w:bottom w:w="60" w:type="dxa"/>
+          <w:right w:w="60" w:type="dxa"/>
         </w:tblCellMar>
       </w:tblPr>
       <w:tblGrid>
-        <w:gridCol w:w="5461"/>
-        <w:gridCol w:w="2581"/>
-        <w:gridCol w:w="991"/>
+        <w:gridCol w:w="6841"/>
+        <w:gridCol w:w="3257"/>
+        <w:gridCol w:w="1240"/>
       </w:tblGrid>
       <w:tr>
         <w:trPr>
@@ -1471,66 +2051,90 @@
         </w:trPr>
         <w:tc>
           <w:tcPr>
-            <w:tcW w:w="5461" w:type="dxa"/>
-            <w:tcBorders/>
+            <w:tcW w:w="6841" w:type="dxa"/>
+            <w:tcBorders>
+              <w:top w:val="single" w:sz="6" w:space="0" w:color="BFC7D5"/>
+              <w:left w:val="single" w:sz="6" w:space="0" w:color="BFC7D5"/>
+              <w:bottom w:val="single" w:sz="2" w:space="0" w:color="BFC7D5"/>
+              <w:right w:val="single" w:sz="6" w:space="0" w:color="BFC7D5"/>
+            </w:tcBorders>
+            <w:shd w:fill="1F3A5F" w:val="clear"/>
             <w:vAlign w:val="center"/>
           </w:tcPr>
           <w:p>
             <w:pPr>
               <w:pStyle w:val="TableHeading"/>
-              <w:suppressLineNumbers/>
-              <w:shd w:fill="1F3A5F" w:val="clear"/>
-              <w:bidi w:val="0"/>
-              <w:spacing w:before="0" w:after="283"/>
-              <w:jc w:val="center"/>
-              <w:rPr/>
-            </w:pPr>
-            <w:r>
-              <w:rPr/>
+              <w:bidi w:val="0"/>
+              <w:spacing w:before="0" w:after="283"/>
+              <w:jc w:val="left"/>
+              <w:rPr>
+                <w:color w:val="FFFFFF"/>
+              </w:rPr>
+            </w:pPr>
+            <w:r>
+              <w:rPr>
+                <w:color w:val="FFFFFF"/>
+              </w:rPr>
               <w:t>Question</w:t>
             </w:r>
           </w:p>
         </w:tc>
         <w:tc>
           <w:tcPr>
-            <w:tcW w:w="2581" w:type="dxa"/>
-            <w:tcBorders/>
+            <w:tcW w:w="3257" w:type="dxa"/>
+            <w:tcBorders>
+              <w:top w:val="single" w:sz="6" w:space="0" w:color="BFC7D5"/>
+              <w:left w:val="single" w:sz="2" w:space="0" w:color="BFC7D5"/>
+              <w:bottom w:val="single" w:sz="2" w:space="0" w:color="BFC7D5"/>
+              <w:right w:val="single" w:sz="6" w:space="0" w:color="BFC7D5"/>
+            </w:tcBorders>
+            <w:shd w:fill="1F3A5F" w:val="clear"/>
             <w:vAlign w:val="center"/>
           </w:tcPr>
           <w:p>
             <w:pPr>
               <w:pStyle w:val="TableHeading"/>
-              <w:suppressLineNumbers/>
-              <w:shd w:fill="1F3A5F" w:val="clear"/>
-              <w:bidi w:val="0"/>
-              <w:spacing w:before="0" w:after="283"/>
-              <w:jc w:val="center"/>
-              <w:rPr/>
-            </w:pPr>
-            <w:r>
-              <w:rPr/>
+              <w:bidi w:val="0"/>
+              <w:spacing w:before="0" w:after="283"/>
+              <w:jc w:val="left"/>
+              <w:rPr>
+                <w:color w:val="FFFFFF"/>
+              </w:rPr>
+            </w:pPr>
+            <w:r>
+              <w:rPr>
+                <w:color w:val="FFFFFF"/>
+              </w:rPr>
               <w:t>Answer</w:t>
             </w:r>
           </w:p>
         </w:tc>
         <w:tc>
           <w:tcPr>
-            <w:tcW w:w="991" w:type="dxa"/>
-            <w:tcBorders/>
+            <w:tcW w:w="1240" w:type="dxa"/>
+            <w:tcBorders>
+              <w:top w:val="single" w:sz="6" w:space="0" w:color="BFC7D5"/>
+              <w:left w:val="single" w:sz="2" w:space="0" w:color="BFC7D5"/>
+              <w:bottom w:val="single" w:sz="2" w:space="0" w:color="BFC7D5"/>
+              <w:right w:val="single" w:sz="6" w:space="0" w:color="BFC7D5"/>
+            </w:tcBorders>
+            <w:shd w:fill="1F3A5F" w:val="clear"/>
             <w:vAlign w:val="center"/>
           </w:tcPr>
           <w:p>
             <w:pPr>
               <w:pStyle w:val="TableHeading"/>
-              <w:suppressLineNumbers/>
-              <w:shd w:fill="1F3A5F" w:val="clear"/>
-              <w:bidi w:val="0"/>
-              <w:spacing w:before="0" w:after="283"/>
-              <w:jc w:val="center"/>
-              <w:rPr/>
-            </w:pPr>
-            <w:r>
-              <w:rPr/>
+              <w:bidi w:val="0"/>
+              <w:spacing w:before="0" w:after="283"/>
+              <w:jc w:val="left"/>
+              <w:rPr>
+                <w:color w:val="FFFFFF"/>
+              </w:rPr>
+            </w:pPr>
+            <w:r>
+              <w:rPr>
+                <w:color w:val="FFFFFF"/>
+              </w:rPr>
               <w:t>Evidence</w:t>
             </w:r>
           </w:p>
@@ -1540,8 +2144,12 @@
         <w:trPr/>
         <w:tc>
           <w:tcPr>
-            <w:tcW w:w="5461" w:type="dxa"/>
-            <w:tcBorders/>
+            <w:tcW w:w="6841" w:type="dxa"/>
+            <w:tcBorders>
+              <w:left w:val="single" w:sz="6" w:space="0" w:color="BFC7D5"/>
+              <w:bottom w:val="single" w:sz="2" w:space="0" w:color="BFC7D5"/>
+              <w:right w:val="single" w:sz="6" w:space="0" w:color="BFC7D5"/>
+            </w:tcBorders>
             <w:vAlign w:val="center"/>
           </w:tcPr>
           <w:p>
@@ -1560,8 +2168,12 @@
         </w:tc>
         <w:tc>
           <w:tcPr>
-            <w:tcW w:w="2581" w:type="dxa"/>
-            <w:tcBorders/>
+            <w:tcW w:w="3257" w:type="dxa"/>
+            <w:tcBorders>
+              <w:left w:val="single" w:sz="2" w:space="0" w:color="BFC7D5"/>
+              <w:bottom w:val="single" w:sz="2" w:space="0" w:color="BFC7D5"/>
+              <w:right w:val="single" w:sz="6" w:space="0" w:color="BFC7D5"/>
+            </w:tcBorders>
             <w:vAlign w:val="center"/>
           </w:tcPr>
           <w:p>
@@ -1584,8 +2196,12 @@
         </w:tc>
         <w:tc>
           <w:tcPr>
-            <w:tcW w:w="991" w:type="dxa"/>
-            <w:tcBorders/>
+            <w:tcW w:w="1240" w:type="dxa"/>
+            <w:tcBorders>
+              <w:left w:val="single" w:sz="2" w:space="0" w:color="BFC7D5"/>
+              <w:bottom w:val="single" w:sz="2" w:space="0" w:color="BFC7D5"/>
+              <w:right w:val="single" w:sz="6" w:space="0" w:color="BFC7D5"/>
+            </w:tcBorders>
             <w:vAlign w:val="center"/>
           </w:tcPr>
           <w:p>
@@ -1609,8 +2225,12 @@
         <w:trPr/>
         <w:tc>
           <w:tcPr>
-            <w:tcW w:w="5461" w:type="dxa"/>
-            <w:tcBorders/>
+            <w:tcW w:w="6841" w:type="dxa"/>
+            <w:tcBorders>
+              <w:left w:val="single" w:sz="6" w:space="0" w:color="BFC7D5"/>
+              <w:bottom w:val="single" w:sz="2" w:space="0" w:color="BFC7D5"/>
+              <w:right w:val="single" w:sz="6" w:space="0" w:color="BFC7D5"/>
+            </w:tcBorders>
             <w:vAlign w:val="center"/>
           </w:tcPr>
           <w:p>
@@ -1629,8 +2249,12 @@
         </w:tc>
         <w:tc>
           <w:tcPr>
-            <w:tcW w:w="2581" w:type="dxa"/>
-            <w:tcBorders/>
+            <w:tcW w:w="3257" w:type="dxa"/>
+            <w:tcBorders>
+              <w:left w:val="single" w:sz="2" w:space="0" w:color="BFC7D5"/>
+              <w:bottom w:val="single" w:sz="2" w:space="0" w:color="BFC7D5"/>
+              <w:right w:val="single" w:sz="6" w:space="0" w:color="BFC7D5"/>
+            </w:tcBorders>
             <w:vAlign w:val="center"/>
           </w:tcPr>
           <w:p>
@@ -1651,8 +2275,12 @@
         </w:tc>
         <w:tc>
           <w:tcPr>
-            <w:tcW w:w="991" w:type="dxa"/>
-            <w:tcBorders/>
+            <w:tcW w:w="1240" w:type="dxa"/>
+            <w:tcBorders>
+              <w:left w:val="single" w:sz="2" w:space="0" w:color="BFC7D5"/>
+              <w:bottom w:val="single" w:sz="2" w:space="0" w:color="BFC7D5"/>
+              <w:right w:val="single" w:sz="6" w:space="0" w:color="BFC7D5"/>
+            </w:tcBorders>
             <w:vAlign w:val="center"/>
           </w:tcPr>
           <w:p>
@@ -1679,8 +2307,12 @@
         <w:trPr/>
         <w:tc>
           <w:tcPr>
-            <w:tcW w:w="5461" w:type="dxa"/>
-            <w:tcBorders/>
+            <w:tcW w:w="6841" w:type="dxa"/>
+            <w:tcBorders>
+              <w:left w:val="single" w:sz="6" w:space="0" w:color="BFC7D5"/>
+              <w:bottom w:val="single" w:sz="2" w:space="0" w:color="BFC7D5"/>
+              <w:right w:val="single" w:sz="6" w:space="0" w:color="BFC7D5"/>
+            </w:tcBorders>
             <w:vAlign w:val="center"/>
           </w:tcPr>
           <w:p>
@@ -1699,8 +2331,12 @@
         </w:tc>
         <w:tc>
           <w:tcPr>
-            <w:tcW w:w="2581" w:type="dxa"/>
-            <w:tcBorders/>
+            <w:tcW w:w="3257" w:type="dxa"/>
+            <w:tcBorders>
+              <w:left w:val="single" w:sz="2" w:space="0" w:color="BFC7D5"/>
+              <w:bottom w:val="single" w:sz="2" w:space="0" w:color="BFC7D5"/>
+              <w:right w:val="single" w:sz="6" w:space="0" w:color="BFC7D5"/>
+            </w:tcBorders>
             <w:vAlign w:val="center"/>
           </w:tcPr>
           <w:p>
@@ -1723,8 +2359,12 @@
         </w:tc>
         <w:tc>
           <w:tcPr>
-            <w:tcW w:w="991" w:type="dxa"/>
-            <w:tcBorders/>
+            <w:tcW w:w="1240" w:type="dxa"/>
+            <w:tcBorders>
+              <w:left w:val="single" w:sz="2" w:space="0" w:color="BFC7D5"/>
+              <w:bottom w:val="single" w:sz="2" w:space="0" w:color="BFC7D5"/>
+              <w:right w:val="single" w:sz="6" w:space="0" w:color="BFC7D5"/>
+            </w:tcBorders>
             <w:vAlign w:val="center"/>
           </w:tcPr>
           <w:p>
@@ -1748,8 +2388,12 @@
         <w:trPr/>
         <w:tc>
           <w:tcPr>
-            <w:tcW w:w="5461" w:type="dxa"/>
-            <w:tcBorders/>
+            <w:tcW w:w="6841" w:type="dxa"/>
+            <w:tcBorders>
+              <w:left w:val="single" w:sz="6" w:space="0" w:color="BFC7D5"/>
+              <w:bottom w:val="single" w:sz="2" w:space="0" w:color="BFC7D5"/>
+              <w:right w:val="single" w:sz="6" w:space="0" w:color="BFC7D5"/>
+            </w:tcBorders>
             <w:vAlign w:val="center"/>
           </w:tcPr>
           <w:p>
@@ -1768,8 +2412,12 @@
         </w:tc>
         <w:tc>
           <w:tcPr>
-            <w:tcW w:w="2581" w:type="dxa"/>
-            <w:tcBorders/>
+            <w:tcW w:w="3257" w:type="dxa"/>
+            <w:tcBorders>
+              <w:left w:val="single" w:sz="2" w:space="0" w:color="BFC7D5"/>
+              <w:bottom w:val="single" w:sz="2" w:space="0" w:color="BFC7D5"/>
+              <w:right w:val="single" w:sz="6" w:space="0" w:color="BFC7D5"/>
+            </w:tcBorders>
             <w:vAlign w:val="center"/>
           </w:tcPr>
           <w:p>
@@ -1790,8 +2438,12 @@
         </w:tc>
         <w:tc>
           <w:tcPr>
-            <w:tcW w:w="991" w:type="dxa"/>
-            <w:tcBorders/>
+            <w:tcW w:w="1240" w:type="dxa"/>
+            <w:tcBorders>
+              <w:left w:val="single" w:sz="2" w:space="0" w:color="BFC7D5"/>
+              <w:bottom w:val="single" w:sz="2" w:space="0" w:color="BFC7D5"/>
+              <w:right w:val="single" w:sz="6" w:space="0" w:color="BFC7D5"/>
+            </w:tcBorders>
             <w:vAlign w:val="center"/>
           </w:tcPr>
           <w:p>
@@ -1818,8 +2470,12 @@
         <w:trPr/>
         <w:tc>
           <w:tcPr>
-            <w:tcW w:w="5461" w:type="dxa"/>
-            <w:tcBorders/>
+            <w:tcW w:w="6841" w:type="dxa"/>
+            <w:tcBorders>
+              <w:left w:val="single" w:sz="6" w:space="0" w:color="BFC7D5"/>
+              <w:bottom w:val="single" w:sz="6" w:space="0" w:color="BFC7D5"/>
+              <w:right w:val="single" w:sz="6" w:space="0" w:color="BFC7D5"/>
+            </w:tcBorders>
             <w:vAlign w:val="center"/>
           </w:tcPr>
           <w:p>
@@ -1838,8 +2494,12 @@
         </w:tc>
         <w:tc>
           <w:tcPr>
-            <w:tcW w:w="2581" w:type="dxa"/>
-            <w:tcBorders/>
+            <w:tcW w:w="3257" w:type="dxa"/>
+            <w:tcBorders>
+              <w:left w:val="single" w:sz="2" w:space="0" w:color="BFC7D5"/>
+              <w:bottom w:val="single" w:sz="6" w:space="0" w:color="BFC7D5"/>
+              <w:right w:val="single" w:sz="6" w:space="0" w:color="BFC7D5"/>
+            </w:tcBorders>
             <w:vAlign w:val="center"/>
           </w:tcPr>
           <w:p>
@@ -1860,8 +2520,12 @@
         </w:tc>
         <w:tc>
           <w:tcPr>
-            <w:tcW w:w="991" w:type="dxa"/>
-            <w:tcBorders/>
+            <w:tcW w:w="1240" w:type="dxa"/>
+            <w:tcBorders>
+              <w:left w:val="single" w:sz="2" w:space="0" w:color="BFC7D5"/>
+              <w:bottom w:val="single" w:sz="6" w:space="0" w:color="BFC7D5"/>
+              <w:right w:val="single" w:sz="6" w:space="0" w:color="BFC7D5"/>
+            </w:tcBorders>
             <w:vAlign w:val="center"/>
           </w:tcPr>
           <w:p>
@@ -1899,20 +2563,20 @@
     </w:p>
     <w:tbl>
       <w:tblPr>
-        <w:tblW w:w="9137" w:type="dxa"/>
+        <w:tblW w:w="5000" w:type="pct"/>
         <w:jc w:val="left"/>
-        <w:tblInd w:w="0" w:type="dxa"/>
+        <w:tblInd w:w="-7" w:type="dxa"/>
         <w:tblLayout w:type="fixed"/>
         <w:tblCellMar>
-          <w:top w:w="28" w:type="dxa"/>
-          <w:left w:w="28" w:type="dxa"/>
-          <w:bottom w:w="28" w:type="dxa"/>
-          <w:right w:w="28" w:type="dxa"/>
+          <w:top w:w="60" w:type="dxa"/>
+          <w:left w:w="60" w:type="dxa"/>
+          <w:bottom w:w="60" w:type="dxa"/>
+          <w:right w:w="60" w:type="dxa"/>
         </w:tblCellMar>
       </w:tblPr>
       <w:tblGrid>
-        <w:gridCol w:w="5341"/>
-        <w:gridCol w:w="3796"/>
+        <w:gridCol w:w="6641"/>
+        <w:gridCol w:w="4697"/>
       </w:tblGrid>
       <w:tr>
         <w:trPr>
@@ -1920,44 +2584,60 @@
         </w:trPr>
         <w:tc>
           <w:tcPr>
-            <w:tcW w:w="5341" w:type="dxa"/>
-            <w:tcBorders/>
+            <w:tcW w:w="6641" w:type="dxa"/>
+            <w:tcBorders>
+              <w:top w:val="single" w:sz="6" w:space="0" w:color="BFC7D5"/>
+              <w:left w:val="single" w:sz="6" w:space="0" w:color="BFC7D5"/>
+              <w:bottom w:val="single" w:sz="2" w:space="0" w:color="BFC7D5"/>
+              <w:right w:val="single" w:sz="6" w:space="0" w:color="BFC7D5"/>
+            </w:tcBorders>
+            <w:shd w:fill="1F3A5F" w:val="clear"/>
             <w:vAlign w:val="center"/>
           </w:tcPr>
           <w:p>
             <w:pPr>
               <w:pStyle w:val="TableHeading"/>
-              <w:suppressLineNumbers/>
-              <w:shd w:fill="1F3A5F" w:val="clear"/>
-              <w:bidi w:val="0"/>
-              <w:spacing w:before="0" w:after="283"/>
-              <w:jc w:val="center"/>
-              <w:rPr/>
-            </w:pPr>
-            <w:r>
-              <w:rPr/>
+              <w:bidi w:val="0"/>
+              <w:spacing w:before="0" w:after="283"/>
+              <w:jc w:val="left"/>
+              <w:rPr>
+                <w:color w:val="FFFFFF"/>
+              </w:rPr>
+            </w:pPr>
+            <w:r>
+              <w:rPr>
+                <w:color w:val="FFFFFF"/>
+              </w:rPr>
               <w:t>Field</w:t>
             </w:r>
           </w:p>
         </w:tc>
         <w:tc>
           <w:tcPr>
-            <w:tcW w:w="3796" w:type="dxa"/>
-            <w:tcBorders/>
+            <w:tcW w:w="4697" w:type="dxa"/>
+            <w:tcBorders>
+              <w:top w:val="single" w:sz="6" w:space="0" w:color="BFC7D5"/>
+              <w:left w:val="single" w:sz="2" w:space="0" w:color="BFC7D5"/>
+              <w:bottom w:val="single" w:sz="2" w:space="0" w:color="BFC7D5"/>
+              <w:right w:val="single" w:sz="6" w:space="0" w:color="BFC7D5"/>
+            </w:tcBorders>
+            <w:shd w:fill="1F3A5F" w:val="clear"/>
             <w:vAlign w:val="center"/>
           </w:tcPr>
           <w:p>
             <w:pPr>
               <w:pStyle w:val="TableHeading"/>
-              <w:suppressLineNumbers/>
-              <w:shd w:fill="1F3A5F" w:val="clear"/>
-              <w:bidi w:val="0"/>
-              <w:spacing w:before="0" w:after="283"/>
-              <w:jc w:val="center"/>
-              <w:rPr/>
-            </w:pPr>
-            <w:r>
-              <w:rPr/>
+              <w:bidi w:val="0"/>
+              <w:spacing w:before="0" w:after="283"/>
+              <w:jc w:val="left"/>
+              <w:rPr>
+                <w:color w:val="FFFFFF"/>
+              </w:rPr>
+            </w:pPr>
+            <w:r>
+              <w:rPr>
+                <w:color w:val="FFFFFF"/>
+              </w:rPr>
               <w:t>Entry</w:t>
             </w:r>
           </w:p>
@@ -1967,8 +2647,12 @@
         <w:trPr/>
         <w:tc>
           <w:tcPr>
-            <w:tcW w:w="5341" w:type="dxa"/>
-            <w:tcBorders/>
+            <w:tcW w:w="6641" w:type="dxa"/>
+            <w:tcBorders>
+              <w:left w:val="single" w:sz="6" w:space="0" w:color="BFC7D5"/>
+              <w:bottom w:val="single" w:sz="2" w:space="0" w:color="BFC7D5"/>
+              <w:right w:val="single" w:sz="6" w:space="0" w:color="BFC7D5"/>
+            </w:tcBorders>
             <w:vAlign w:val="center"/>
           </w:tcPr>
           <w:p>
@@ -1987,8 +2671,12 @@
         </w:tc>
         <w:tc>
           <w:tcPr>
-            <w:tcW w:w="3796" w:type="dxa"/>
-            <w:tcBorders/>
+            <w:tcW w:w="4697" w:type="dxa"/>
+            <w:tcBorders>
+              <w:left w:val="single" w:sz="2" w:space="0" w:color="BFC7D5"/>
+              <w:bottom w:val="single" w:sz="2" w:space="0" w:color="BFC7D5"/>
+              <w:right w:val="single" w:sz="6" w:space="0" w:color="BFC7D5"/>
+            </w:tcBorders>
             <w:vAlign w:val="center"/>
           </w:tcPr>
           <w:p>
@@ -2014,8 +2702,12 @@
         <w:trPr/>
         <w:tc>
           <w:tcPr>
-            <w:tcW w:w="5341" w:type="dxa"/>
-            <w:tcBorders/>
+            <w:tcW w:w="6641" w:type="dxa"/>
+            <w:tcBorders>
+              <w:left w:val="single" w:sz="6" w:space="0" w:color="BFC7D5"/>
+              <w:bottom w:val="single" w:sz="2" w:space="0" w:color="BFC7D5"/>
+              <w:right w:val="single" w:sz="6" w:space="0" w:color="BFC7D5"/>
+            </w:tcBorders>
             <w:vAlign w:val="center"/>
           </w:tcPr>
           <w:p>
@@ -2034,8 +2726,12 @@
         </w:tc>
         <w:tc>
           <w:tcPr>
-            <w:tcW w:w="3796" w:type="dxa"/>
-            <w:tcBorders/>
+            <w:tcW w:w="4697" w:type="dxa"/>
+            <w:tcBorders>
+              <w:left w:val="single" w:sz="2" w:space="0" w:color="BFC7D5"/>
+              <w:bottom w:val="single" w:sz="2" w:space="0" w:color="BFC7D5"/>
+              <w:right w:val="single" w:sz="6" w:space="0" w:color="BFC7D5"/>
+            </w:tcBorders>
             <w:vAlign w:val="center"/>
           </w:tcPr>
           <w:p>
@@ -2059,8 +2755,12 @@
         <w:trPr/>
         <w:tc>
           <w:tcPr>
-            <w:tcW w:w="5341" w:type="dxa"/>
-            <w:tcBorders/>
+            <w:tcW w:w="6641" w:type="dxa"/>
+            <w:tcBorders>
+              <w:left w:val="single" w:sz="6" w:space="0" w:color="BFC7D5"/>
+              <w:bottom w:val="single" w:sz="2" w:space="0" w:color="BFC7D5"/>
+              <w:right w:val="single" w:sz="6" w:space="0" w:color="BFC7D5"/>
+            </w:tcBorders>
             <w:vAlign w:val="center"/>
           </w:tcPr>
           <w:p>
@@ -2079,8 +2779,12 @@
         </w:tc>
         <w:tc>
           <w:tcPr>
-            <w:tcW w:w="3796" w:type="dxa"/>
-            <w:tcBorders/>
+            <w:tcW w:w="4697" w:type="dxa"/>
+            <w:tcBorders>
+              <w:left w:val="single" w:sz="2" w:space="0" w:color="BFC7D5"/>
+              <w:bottom w:val="single" w:sz="2" w:space="0" w:color="BFC7D5"/>
+              <w:right w:val="single" w:sz="6" w:space="0" w:color="BFC7D5"/>
+            </w:tcBorders>
             <w:vAlign w:val="center"/>
           </w:tcPr>
           <w:p>
@@ -2104,8 +2808,12 @@
         <w:trPr/>
         <w:tc>
           <w:tcPr>
-            <w:tcW w:w="5341" w:type="dxa"/>
-            <w:tcBorders/>
+            <w:tcW w:w="6641" w:type="dxa"/>
+            <w:tcBorders>
+              <w:left w:val="single" w:sz="6" w:space="0" w:color="BFC7D5"/>
+              <w:bottom w:val="single" w:sz="2" w:space="0" w:color="BFC7D5"/>
+              <w:right w:val="single" w:sz="6" w:space="0" w:color="BFC7D5"/>
+            </w:tcBorders>
             <w:vAlign w:val="center"/>
           </w:tcPr>
           <w:p>
@@ -2124,8 +2832,12 @@
         </w:tc>
         <w:tc>
           <w:tcPr>
-            <w:tcW w:w="3796" w:type="dxa"/>
-            <w:tcBorders/>
+            <w:tcW w:w="4697" w:type="dxa"/>
+            <w:tcBorders>
+              <w:left w:val="single" w:sz="2" w:space="0" w:color="BFC7D5"/>
+              <w:bottom w:val="single" w:sz="2" w:space="0" w:color="BFC7D5"/>
+              <w:right w:val="single" w:sz="6" w:space="0" w:color="BFC7D5"/>
+            </w:tcBorders>
             <w:vAlign w:val="center"/>
           </w:tcPr>
           <w:p>
@@ -2149,8 +2861,12 @@
         <w:trPr/>
         <w:tc>
           <w:tcPr>
-            <w:tcW w:w="5341" w:type="dxa"/>
-            <w:tcBorders/>
+            <w:tcW w:w="6641" w:type="dxa"/>
+            <w:tcBorders>
+              <w:left w:val="single" w:sz="6" w:space="0" w:color="BFC7D5"/>
+              <w:bottom w:val="single" w:sz="2" w:space="0" w:color="BFC7D5"/>
+              <w:right w:val="single" w:sz="6" w:space="0" w:color="BFC7D5"/>
+            </w:tcBorders>
             <w:vAlign w:val="center"/>
           </w:tcPr>
           <w:p>
@@ -2169,8 +2885,12 @@
         </w:tc>
         <w:tc>
           <w:tcPr>
-            <w:tcW w:w="3796" w:type="dxa"/>
-            <w:tcBorders/>
+            <w:tcW w:w="4697" w:type="dxa"/>
+            <w:tcBorders>
+              <w:left w:val="single" w:sz="2" w:space="0" w:color="BFC7D5"/>
+              <w:bottom w:val="single" w:sz="2" w:space="0" w:color="BFC7D5"/>
+              <w:right w:val="single" w:sz="6" w:space="0" w:color="BFC7D5"/>
+            </w:tcBorders>
             <w:vAlign w:val="center"/>
           </w:tcPr>
           <w:p>
@@ -2194,8 +2914,12 @@
         <w:trPr/>
         <w:tc>
           <w:tcPr>
-            <w:tcW w:w="5341" w:type="dxa"/>
-            <w:tcBorders/>
+            <w:tcW w:w="6641" w:type="dxa"/>
+            <w:tcBorders>
+              <w:left w:val="single" w:sz="6" w:space="0" w:color="BFC7D5"/>
+              <w:bottom w:val="single" w:sz="6" w:space="0" w:color="BFC7D5"/>
+              <w:right w:val="single" w:sz="6" w:space="0" w:color="BFC7D5"/>
+            </w:tcBorders>
             <w:vAlign w:val="center"/>
           </w:tcPr>
           <w:p>
@@ -2214,8 +2938,12 @@
         </w:tc>
         <w:tc>
           <w:tcPr>
-            <w:tcW w:w="3796" w:type="dxa"/>
-            <w:tcBorders/>
+            <w:tcW w:w="4697" w:type="dxa"/>
+            <w:tcBorders>
+              <w:left w:val="single" w:sz="2" w:space="0" w:color="BFC7D5"/>
+              <w:bottom w:val="single" w:sz="6" w:space="0" w:color="BFC7D5"/>
+              <w:right w:val="single" w:sz="6" w:space="0" w:color="BFC7D5"/>
+            </w:tcBorders>
             <w:vAlign w:val="center"/>
           </w:tcPr>
           <w:p>
